--- a/0.report/CreditcardFraud_KJH_report.docx
+++ b/0.report/CreditcardFraud_KJH_report.docx
@@ -52,16 +52,12 @@
     </w:p>
     <w:p>
       <w:pPr>
+        <w:pStyle w:val="4"/>
         <w:rPr>
-          <w:b/>
-          <w:bCs/>
+          <w:rFonts w:hint="eastAsia"/>
         </w:rPr>
       </w:pPr>
       <w:r>
-        <w:rPr>
-          <w:b/>
-          <w:bCs/>
-        </w:rPr>
         <w:t>최종 선정 모델</w:t>
       </w:r>
     </w:p>
@@ -78,6 +74,113 @@
     </w:p>
     <w:p>
       <w:pPr>
+        <w:ind w:left="720"/>
+      </w:pPr>
+      <w:r>
+        <w:t>본 프로젝트에서는 로지스틱 회귀, 트리 기반 모델(</w:t>
+      </w:r>
+      <w:proofErr w:type="spellStart"/>
+      <w:r>
+        <w:t>RandomForest</w:t>
+      </w:r>
+      <w:proofErr w:type="spellEnd"/>
+      <w:r>
+        <w:t xml:space="preserve">, Gradient Boosting, </w:t>
+      </w:r>
+      <w:proofErr w:type="spellStart"/>
+      <w:r>
+        <w:t>XGBoost</w:t>
+      </w:r>
+      <w:proofErr w:type="spellEnd"/>
+      <w:r>
+        <w:t xml:space="preserve">, </w:t>
+      </w:r>
+      <w:proofErr w:type="spellStart"/>
+      <w:r>
+        <w:t>LightGBM</w:t>
+      </w:r>
+      <w:proofErr w:type="spellEnd"/>
+      <w:r>
+        <w:t xml:space="preserve">, </w:t>
+      </w:r>
+      <w:proofErr w:type="spellStart"/>
+      <w:r>
+        <w:t>CatBoost</w:t>
+      </w:r>
+      <w:proofErr w:type="spellEnd"/>
+      <w:r>
+        <w:t xml:space="preserve">), SVM(RBF, Linear) 등 여러 모델을 비교하였다. 그 결과, 단일 모델 대비 재현율과 F1-score 측면에서 우수한 성능을 보인 </w:t>
+      </w:r>
+      <w:proofErr w:type="spellStart"/>
+      <w:r>
+        <w:t>스태킹</w:t>
+      </w:r>
+      <w:proofErr w:type="spellEnd"/>
+      <w:r>
+        <w:t xml:space="preserve"> 앙상블 모델을 최종 모델로 선정하였다.</w:t>
+      </w:r>
+    </w:p>
+    <w:p>
+      <w:pPr>
+        <w:ind w:left="720"/>
+      </w:pPr>
+      <w:r>
+        <w:t xml:space="preserve">최종 </w:t>
+      </w:r>
+      <w:proofErr w:type="spellStart"/>
+      <w:r>
+        <w:t>스태킹</w:t>
+      </w:r>
+      <w:proofErr w:type="spellEnd"/>
+      <w:r>
+        <w:t xml:space="preserve"> 모델은 </w:t>
+      </w:r>
+      <w:proofErr w:type="spellStart"/>
+      <w:r>
+        <w:t>CatBoost</w:t>
+      </w:r>
+      <w:proofErr w:type="spellEnd"/>
+      <w:r>
+        <w:t xml:space="preserve">, </w:t>
+      </w:r>
+      <w:proofErr w:type="spellStart"/>
+      <w:r>
+        <w:t>GradientBoosting</w:t>
+      </w:r>
+      <w:proofErr w:type="spellEnd"/>
+      <w:r>
+        <w:t xml:space="preserve">, RBF 커널 SVM을 base learner로 사용하고, </w:t>
+      </w:r>
+      <w:proofErr w:type="spellStart"/>
+      <w:r>
+        <w:t>LogisticRegression</w:t>
+      </w:r>
+      <w:proofErr w:type="spellEnd"/>
+      <w:r>
+        <w:t xml:space="preserve">을 meta-learner로 사용하는 구조이다. (이하 “최종 </w:t>
+      </w:r>
+      <w:proofErr w:type="spellStart"/>
+      <w:r>
+        <w:t>스태킹</w:t>
+      </w:r>
+      <w:proofErr w:type="spellEnd"/>
+      <w:r>
+        <w:t xml:space="preserve"> 모델”로 지칭함.)</w:t>
+      </w:r>
+    </w:p>
+    <w:p>
+      <w:pPr>
+        <w:ind w:left="720"/>
+        <w:rPr>
+          <w:rFonts w:hint="eastAsia"/>
+        </w:rPr>
+      </w:pPr>
+      <w:r>
+        <w:t>※ 만약 팀 최종 합의가 다른 조합이면, 여기서 모델 이름만 바꿔주면 돼.</w:t>
+      </w:r>
+    </w:p>
+    <w:p>
+      <w:pPr>
         <w:numPr>
           <w:ilvl w:val="0"/>
           <w:numId w:val="57"/>
@@ -89,16 +192,97 @@
     </w:p>
     <w:p>
       <w:pPr>
+        <w:pStyle w:val="a6"/>
+        <w:numPr>
+          <w:ilvl w:val="1"/>
+          <w:numId w:val="57"/>
+        </w:numPr>
+        <w:ind w:leftChars="0"/>
         <w:rPr>
-          <w:b/>
-          <w:bCs/>
+          <w:rFonts w:hint="eastAsia"/>
         </w:rPr>
       </w:pPr>
       <w:r>
+        <w:t xml:space="preserve">데이터 불균형 고려 성능: 극단적으로 불균형한 Class 분포(사기 거래 비율 약 0.173%)에서, 단일 모델은 AUC는 높아도 재현율이 충분히 확보되지 않는 경우가 많았다. 최종 </w:t>
+      </w:r>
+      <w:proofErr w:type="spellStart"/>
+      <w:r>
+        <w:t>스태킹</w:t>
+      </w:r>
+      <w:proofErr w:type="spellEnd"/>
+      <w:r>
+        <w:t xml:space="preserve"> 모델은 SMOTE 기반 </w:t>
+      </w:r>
+      <w:proofErr w:type="spellStart"/>
+      <w:r>
+        <w:t>오버샘플링과</w:t>
+      </w:r>
+      <w:proofErr w:type="spellEnd"/>
+      <w:r>
+        <w:t xml:space="preserve"> </w:t>
+      </w:r>
+      <w:proofErr w:type="spellStart"/>
+      <w:r>
+        <w:t>class_weight</w:t>
+      </w:r>
+      <w:proofErr w:type="spellEnd"/>
+      <w:r>
+        <w:t xml:space="preserve">를 반영한 개별 모델을 결합함으로써, </w:t>
+      </w:r>
+      <w:proofErr w:type="spellStart"/>
+      <w:r>
+        <w:t>재현율</w:t>
+      </w:r>
+      <w:proofErr w:type="spellEnd"/>
+      <w:r>
+        <w:t>(Recall)을 크게 끌어올리면서도 Precision과 F1-score를 일정 수준 이상 유지하였다.</w:t>
+      </w:r>
+    </w:p>
+    <w:p>
+      <w:pPr>
+        <w:pStyle w:val="a6"/>
+        <w:numPr>
+          <w:ilvl w:val="1"/>
+          <w:numId w:val="57"/>
+        </w:numPr>
+        <w:ind w:leftChars="0"/>
         <w:rPr>
-          <w:b/>
-          <w:bCs/>
+          <w:rFonts w:hint="eastAsia"/>
         </w:rPr>
+      </w:pPr>
+      <w:r>
+        <w:t xml:space="preserve">안정적인 AUC: 교차 검증 및 테스트 데이터 기준으로 AUC가 단일 모델 대비 안정적으로 높게 유지되었으며, 성능 변동 폭도 상대적으로 작았다. 팀 목표(AUC에 가중치 최대)와도 부합하였다. </w:t>
+      </w:r>
+    </w:p>
+    <w:p>
+      <w:pPr>
+        <w:pStyle w:val="a6"/>
+        <w:numPr>
+          <w:ilvl w:val="1"/>
+          <w:numId w:val="57"/>
+        </w:numPr>
+        <w:ind w:leftChars="0"/>
+        <w:rPr>
+          <w:rFonts w:hint="eastAsia"/>
+        </w:rPr>
+      </w:pPr>
+      <w:r>
+        <w:t>모델 다양성: 트리 기반 모델(</w:t>
+      </w:r>
+      <w:proofErr w:type="spellStart"/>
+      <w:r>
+        <w:t>CatBoost</w:t>
+      </w:r>
+      <w:proofErr w:type="spellEnd"/>
+      <w:r>
+        <w:t>, GB)과 커널 기반 모델(SVM)을 함께 사용함으로써, 서로 다른 관점에서 패턴을 학습하게 하여 **앙상블 이득(variance 감소, 강건성 향상)**을 얻을 수 있었다.</w:t>
+      </w:r>
+    </w:p>
+    <w:p>
+      <w:pPr>
+        <w:pStyle w:val="4"/>
+      </w:pPr>
+      <w:r>
         <w:t>최종 성능</w:t>
       </w:r>
     </w:p>
@@ -108,18 +292,45 @@
           <w:ilvl w:val="0"/>
           <w:numId w:val="58"/>
         </w:numPr>
-      </w:pPr>
-      <w:r>
-        <w:t>Recall (</w:t>
+        <w:rPr>
+          <w:rFonts w:hint="eastAsia"/>
+        </w:rPr>
+      </w:pPr>
+      <w:r>
+        <w:t xml:space="preserve">여기에는 최종 </w:t>
       </w:r>
       <w:proofErr w:type="spellStart"/>
       <w:r>
-        <w:t>재현율</w:t>
+        <w:t>스태킹</w:t>
       </w:r>
       <w:proofErr w:type="spellEnd"/>
       <w:r>
-        <w:t>)</w:t>
-      </w:r>
+        <w:t xml:space="preserve"> 모델 한 줄 요약 + 표/그림과 연결되는 문장을 넣어주면 좋아.</w:t>
+      </w:r>
+    </w:p>
+    <w:p>
+      <w:pPr>
+        <w:ind w:left="720"/>
+      </w:pPr>
+      <w:r>
+        <w:t xml:space="preserve">최종 </w:t>
+      </w:r>
+      <w:proofErr w:type="spellStart"/>
+      <w:r>
+        <w:t>스태킹</w:t>
+      </w:r>
+      <w:proofErr w:type="spellEnd"/>
+      <w:r>
+        <w:t xml:space="preserve"> 모델은 테스트 데이터 기준으로</w:t>
+      </w:r>
+    </w:p>
+    <w:p>
+      <w:pPr>
+        <w:ind w:left="720"/>
+        <w:rPr>
+          <w:rFonts w:hint="eastAsia"/>
+        </w:rPr>
+      </w:pPr>
     </w:p>
     <w:p>
       <w:pPr>
@@ -127,9 +338,13 @@
           <w:ilvl w:val="0"/>
           <w:numId w:val="58"/>
         </w:numPr>
-      </w:pPr>
-      <w:r>
-        <w:t>Precision (정밀도)</w:t>
+        <w:rPr>
+          <w:rFonts w:hint="eastAsia"/>
+        </w:rPr>
+      </w:pPr>
+      <w:r>
+        <w:lastRenderedPageBreak/>
+        <w:t>Recall: 0.xxx</w:t>
       </w:r>
     </w:p>
     <w:p>
@@ -138,9 +353,12 @@
           <w:ilvl w:val="0"/>
           <w:numId w:val="58"/>
         </w:numPr>
-      </w:pPr>
-      <w:r>
-        <w:t>ROC-AUC</w:t>
+        <w:rPr>
+          <w:rFonts w:hint="eastAsia"/>
+        </w:rPr>
+      </w:pPr>
+      <w:r>
+        <w:t>Precision: 0.xxx</w:t>
       </w:r>
     </w:p>
     <w:p>
@@ -149,9 +367,12 @@
           <w:ilvl w:val="0"/>
           <w:numId w:val="58"/>
         </w:numPr>
-      </w:pPr>
-      <w:r>
-        <w:t>F1 Score</w:t>
+        <w:rPr>
+          <w:rFonts w:hint="eastAsia"/>
+        </w:rPr>
+      </w:pPr>
+      <w:r>
+        <w:t>F1-score: 0.xxx</w:t>
       </w:r>
     </w:p>
     <w:p>
@@ -160,84 +381,472 @@
           <w:ilvl w:val="0"/>
           <w:numId w:val="58"/>
         </w:numPr>
-      </w:pPr>
-      <w:r>
-        <w:t>F2-Score</w:t>
+        <w:rPr>
+          <w:rFonts w:hint="eastAsia"/>
+        </w:rPr>
+      </w:pPr>
+      <w:r>
+        <w:t>F2-score: 0.xxx</w:t>
       </w:r>
     </w:p>
     <w:p>
       <w:pPr>
+        <w:numPr>
+          <w:ilvl w:val="0"/>
+          <w:numId w:val="58"/>
+        </w:numPr>
+      </w:pPr>
+      <w:r>
+        <w:t>ROC-AUC: 0.xxx</w:t>
+      </w:r>
+    </w:p>
+    <w:p>
+      <w:pPr>
+        <w:ind w:left="720"/>
+        <w:rPr>
+          <w:rFonts w:hint="eastAsia"/>
+        </w:rPr>
+      </w:pPr>
+      <w:r>
+        <w:t>의 성능을 기록하였다. (상세 수치는 [표 3-xx 최종 모델 성능 비교] 및 [그림 3-xx ROC 곡선] 참조)</w:t>
+      </w:r>
+    </w:p>
+    <w:p>
+      <w:pPr>
+        <w:numPr>
+          <w:ilvl w:val="0"/>
+          <w:numId w:val="58"/>
+        </w:numPr>
+      </w:pPr>
+      <w:r>
+        <w:t>특히 본 프로젝트에서는 **사기 거래를 놓치지 않는 것(</w:t>
+      </w:r>
+      <w:proofErr w:type="spellStart"/>
+      <w:r>
+        <w:t>재현율</w:t>
+      </w:r>
+      <w:proofErr w:type="spellEnd"/>
+      <w:r>
+        <w:t xml:space="preserve">)**을 우선 목표로 두었으며, 이를 반영하기 위해 F2-score(재현율에 더 큰 가중치를 둔 지표) 역시 함께 확인하였다. 최종 </w:t>
+      </w:r>
+      <w:proofErr w:type="spellStart"/>
+      <w:r>
+        <w:t>스태킹</w:t>
+      </w:r>
+      <w:proofErr w:type="spellEnd"/>
+      <w:r>
+        <w:t xml:space="preserve"> 모델은 단일 모델 대비 F1-score와 F2-score에서 모두 우수한 결과를 보여, 실제 금융 서비스에서의 False Negative 감소에 유리한 모델로 판단하였다.</w:t>
+      </w:r>
+    </w:p>
+    <w:p>
+      <w:pPr>
+        <w:pStyle w:val="4"/>
+      </w:pPr>
+      <w:r>
+        <w:t>핵심 발견사항</w:t>
+      </w:r>
+    </w:p>
+    <w:p>
+      <w:pPr>
+        <w:ind w:left="720"/>
         <w:rPr>
           <w:b/>
           <w:bCs/>
+          <w:u w:val="single"/>
         </w:rPr>
       </w:pPr>
       <w:r>
         <w:rPr>
           <w:b/>
           <w:bCs/>
+          <w:u w:val="single"/>
         </w:rPr>
-        <w:t>핵심 발견사항</w:t>
+        <w:t>주요 피처의 영향력</w:t>
       </w:r>
     </w:p>
     <w:p>
       <w:pPr>
-        <w:numPr>
-          <w:ilvl w:val="0"/>
-          <w:numId w:val="59"/>
-        </w:numPr>
-      </w:pPr>
-      <w:r>
-        <w:t>주요 피처의 영향력</w:t>
+        <w:ind w:left="720"/>
+        <w:rPr>
+          <w:rFonts w:hint="eastAsia"/>
+        </w:rPr>
+      </w:pPr>
+      <w:r>
+        <w:t xml:space="preserve">EDA와 이상치 분석 결과, V14, V4 등 일부 피처에서 극단적인 값이 자주 발생하였으며, 이는 사기 거래와 밀접한 관련이 있는 후보 피처로 확인되었다. </w:t>
       </w:r>
     </w:p>
     <w:p>
       <w:pPr>
-        <w:numPr>
-          <w:ilvl w:val="0"/>
-          <w:numId w:val="59"/>
-        </w:numPr>
-      </w:pPr>
+        <w:ind w:left="720"/>
+        <w:rPr>
+          <w:rFonts w:hint="eastAsia"/>
+        </w:rPr>
+      </w:pPr>
+      <w:r>
+        <w:t>트리 기반 모델(</w:t>
+      </w:r>
       <w:proofErr w:type="spellStart"/>
       <w:r>
-        <w:t>전처리</w:t>
+        <w:t>RandomForest</w:t>
       </w:r>
       <w:proofErr w:type="spellEnd"/>
       <w:r>
-        <w:t xml:space="preserve"> 방법에 따른 성능 차이</w:t>
+        <w:t xml:space="preserve">, </w:t>
+      </w:r>
+      <w:proofErr w:type="spellStart"/>
+      <w:r>
+        <w:t>XGBoost</w:t>
+      </w:r>
+      <w:proofErr w:type="spellEnd"/>
+      <w:r>
+        <w:t xml:space="preserve">, </w:t>
+      </w:r>
+      <w:proofErr w:type="spellStart"/>
+      <w:r>
+        <w:t>LightGBM</w:t>
+      </w:r>
+      <w:proofErr w:type="spellEnd"/>
+      <w:r>
+        <w:t xml:space="preserve">, </w:t>
+      </w:r>
+      <w:proofErr w:type="spellStart"/>
+      <w:r>
+        <w:t>CatBoost</w:t>
+      </w:r>
+      <w:proofErr w:type="spellEnd"/>
+      <w:r>
+        <w:t>)의 feature importance를 비교했을 때도, 특정 V 계열 피처(V* 계열)가 일관되게 상위에 위치하여, PCA로 변환된 변수들 중 일부 축이 사기 탐지에 특히 중요하게 작용함을 확인하였다.</w:t>
       </w:r>
     </w:p>
     <w:p>
       <w:pPr>
-        <w:numPr>
-          <w:ilvl w:val="0"/>
-          <w:numId w:val="59"/>
-        </w:numPr>
-      </w:pPr>
-      <w:r>
-        <w:t>앙상블 효과</w:t>
+        <w:ind w:left="720"/>
+        <w:rPr>
+          <w:rFonts w:hint="eastAsia"/>
+        </w:rPr>
+      </w:pPr>
+      <w:r>
+        <w:t>다만 모든 입력 피처가 익명화·PCA 변환된 상태이므로, 각 피처가 실제로 어떤 의미의 금융 속성을 가지는지는 직접적으로 해석하기 어려웠다.</w:t>
       </w:r>
     </w:p>
     <w:p>
       <w:pPr>
-        <w:pStyle w:val="3"/>
-      </w:pPr>
-      <w:r>
-        <w:t>3.6.2 프로젝트 한계점 분석</w:t>
-      </w:r>
-    </w:p>
-    <w:p>
-      <w:pPr>
+        <w:ind w:firstLine="720"/>
         <w:rPr>
           <w:b/>
           <w:bCs/>
+          <w:u w:val="single"/>
         </w:rPr>
       </w:pPr>
+      <w:proofErr w:type="spellStart"/>
       <w:r>
         <w:rPr>
           <w:b/>
           <w:bCs/>
+          <w:u w:val="single"/>
         </w:rPr>
+        <w:t>전처리</w:t>
+      </w:r>
+      <w:proofErr w:type="spellEnd"/>
+      <w:r>
+        <w:rPr>
+          <w:b/>
+          <w:bCs/>
+          <w:u w:val="single"/>
+        </w:rPr>
+        <w:t xml:space="preserve"> 방법에 따른 성능 차이</w:t>
+      </w:r>
+    </w:p>
+    <w:p>
+      <w:pPr>
+        <w:pStyle w:val="a6"/>
+        <w:numPr>
+          <w:ilvl w:val="0"/>
+          <w:numId w:val="67"/>
+        </w:numPr>
+        <w:ind w:leftChars="0"/>
+        <w:rPr>
+          <w:rFonts w:hint="eastAsia"/>
+          <w:b/>
+          <w:bCs/>
+          <w:u w:val="single"/>
+        </w:rPr>
+      </w:pPr>
+      <w:r>
+        <w:rPr>
+          <w:b/>
+          <w:bCs/>
+          <w:u w:val="single"/>
+        </w:rPr>
+        <w:t>이상치 처리 전략</w:t>
+      </w:r>
+    </w:p>
+    <w:p>
+      <w:pPr>
+        <w:ind w:left="1080"/>
+        <w:rPr>
+          <w:rFonts w:hint="eastAsia"/>
+        </w:rPr>
+      </w:pPr>
+      <w:r>
+        <w:t xml:space="preserve">전체 데이터 사용, 이상치 행 drop, 이상치 값을 </w:t>
+      </w:r>
+      <w:proofErr w:type="spellStart"/>
+      <w:r>
+        <w:t>경계값</w:t>
+      </w:r>
+      <w:proofErr w:type="spellEnd"/>
+      <w:r>
+        <w:t>(capping)으로 치환하는 3가지 방식을 비교한 결과, **</w:t>
+      </w:r>
+      <w:proofErr w:type="spellStart"/>
+      <w:r>
+        <w:t>극단값을</w:t>
+      </w:r>
+      <w:proofErr w:type="spellEnd"/>
+      <w:r>
+        <w:t xml:space="preserve"> </w:t>
+      </w:r>
+      <w:proofErr w:type="spellStart"/>
+      <w:r>
+        <w:t>경계값으로</w:t>
+      </w:r>
+      <w:proofErr w:type="spellEnd"/>
+      <w:r>
+        <w:t xml:space="preserve"> 치환하는 방식(</w:t>
+      </w:r>
+      <w:proofErr w:type="spellStart"/>
+      <w:r>
+        <w:t>cap_outliers</w:t>
+      </w:r>
+      <w:proofErr w:type="spellEnd"/>
+      <w:r>
+        <w:t xml:space="preserve">)**이 </w:t>
+      </w:r>
+      <w:proofErr w:type="spellStart"/>
+      <w:r>
+        <w:t>재현율</w:t>
+      </w:r>
+      <w:proofErr w:type="spellEnd"/>
+      <w:r>
+        <w:t>·AUC 기준으로 가장 안정적인 성능을 보였다.</w:t>
+      </w:r>
+    </w:p>
+    <w:p>
+      <w:pPr>
+        <w:pStyle w:val="a6"/>
+        <w:numPr>
+          <w:ilvl w:val="0"/>
+          <w:numId w:val="67"/>
+        </w:numPr>
+        <w:ind w:leftChars="0"/>
+        <w:rPr>
+          <w:b/>
+          <w:bCs/>
+          <w:u w:val="single"/>
+        </w:rPr>
+      </w:pPr>
+      <w:r>
+        <w:rPr>
+          <w:b/>
+          <w:bCs/>
+          <w:u w:val="single"/>
+        </w:rPr>
+        <w:t>Amount 로그 변환</w:t>
+      </w:r>
+    </w:p>
+    <w:p>
+      <w:pPr>
+        <w:ind w:left="720"/>
+      </w:pPr>
+    </w:p>
+    <w:p>
+      <w:pPr>
+        <w:ind w:left="1080"/>
+        <w:rPr>
+          <w:rFonts w:hint="eastAsia"/>
+        </w:rPr>
+      </w:pPr>
+      <w:r>
+        <w:lastRenderedPageBreak/>
+        <w:t>Amount 컬럼에 대해 로그 변환을 적용한 실험에서는, 수업시간에 다룬 LGBM baseline 대비 AUC가 유의미하게 개선되지 않았으며, 팀 회의에서도 “Amount 로그 변환에 따른 성능 차이는 거의 없다”는 결론을 공유하였다.</w:t>
+      </w:r>
+    </w:p>
+    <w:p>
+      <w:pPr>
+        <w:pStyle w:val="a6"/>
+        <w:numPr>
+          <w:ilvl w:val="0"/>
+          <w:numId w:val="67"/>
+        </w:numPr>
+        <w:ind w:leftChars="0"/>
+        <w:rPr>
+          <w:rFonts w:hint="eastAsia"/>
+          <w:b/>
+          <w:bCs/>
+          <w:u w:val="single"/>
+        </w:rPr>
+      </w:pPr>
+      <w:r>
+        <w:rPr>
+          <w:b/>
+          <w:bCs/>
+          <w:u w:val="single"/>
+        </w:rPr>
+        <w:t xml:space="preserve">Sampling 및 </w:t>
+      </w:r>
+      <w:proofErr w:type="spellStart"/>
+      <w:r>
+        <w:rPr>
+          <w:b/>
+          <w:bCs/>
+          <w:u w:val="single"/>
+        </w:rPr>
+        <w:t>class_weight</w:t>
+      </w:r>
+      <w:proofErr w:type="spellEnd"/>
+    </w:p>
+    <w:p>
+      <w:pPr>
+        <w:ind w:left="1080"/>
+        <w:rPr>
+          <w:rFonts w:hint="eastAsia"/>
+        </w:rPr>
+      </w:pPr>
+      <w:proofErr w:type="spellStart"/>
+      <w:r>
+        <w:t>언더샘플링과</w:t>
+      </w:r>
+      <w:proofErr w:type="spellEnd"/>
+      <w:r>
+        <w:t xml:space="preserve"> combined 방법은 precision과 F1-score를 크게 떨어뜨려 실무 적용 가능성이 낮다고 판단하고, 최종적으로 SMOTE </w:t>
+      </w:r>
+      <w:proofErr w:type="spellStart"/>
+      <w:r>
+        <w:t>오버샘플링</w:t>
+      </w:r>
+      <w:proofErr w:type="spellEnd"/>
+      <w:r>
+        <w:t xml:space="preserve"> + </w:t>
+      </w:r>
+      <w:proofErr w:type="spellStart"/>
+      <w:r>
+        <w:t>class_weight</w:t>
+      </w:r>
+      <w:proofErr w:type="spellEnd"/>
+      <w:r>
+        <w:t xml:space="preserve"> 조정 조합에 집중하였다.</w:t>
+      </w:r>
+    </w:p>
+    <w:p>
+      <w:pPr>
+        <w:ind w:left="720"/>
+        <w:rPr>
+          <w:b/>
+          <w:bCs/>
+          <w:u w:val="single"/>
+        </w:rPr>
+      </w:pPr>
+      <w:r>
+        <w:rPr>
+          <w:b/>
+          <w:bCs/>
+          <w:u w:val="single"/>
+        </w:rPr>
+        <w:t>앙상블 효과</w:t>
+      </w:r>
+    </w:p>
+    <w:p>
+      <w:pPr>
+        <w:ind w:left="720"/>
+        <w:rPr>
+          <w:rFonts w:hint="eastAsia"/>
+        </w:rPr>
+      </w:pPr>
+      <w:r>
+        <w:t xml:space="preserve">단일 모델(예: 최적화된 </w:t>
+      </w:r>
+      <w:proofErr w:type="spellStart"/>
+      <w:r>
+        <w:t>LogisticRegression</w:t>
+      </w:r>
+      <w:proofErr w:type="spellEnd"/>
+      <w:r>
+        <w:t xml:space="preserve">, </w:t>
+      </w:r>
+      <w:proofErr w:type="spellStart"/>
+      <w:r>
+        <w:t>GradientBoosting</w:t>
+      </w:r>
+      <w:proofErr w:type="spellEnd"/>
+      <w:r>
+        <w:t xml:space="preserve">, </w:t>
+      </w:r>
+      <w:proofErr w:type="spellStart"/>
+      <w:r>
+        <w:t>XGBoost</w:t>
+      </w:r>
+      <w:proofErr w:type="spellEnd"/>
+      <w:r>
+        <w:t xml:space="preserve">, LGBM)과 비교했을 때, </w:t>
+      </w:r>
+      <w:proofErr w:type="spellStart"/>
+      <w:r>
+        <w:t>스태킹</w:t>
+      </w:r>
+      <w:proofErr w:type="spellEnd"/>
+      <w:r>
+        <w:t xml:space="preserve"> 앙상블은 재현율과 F1-score가 동시에 개선되는 경향을 보였다. 특히, 일부 모델(예: RBF SVM)은 재현율은 매우 높지만 정밀도가 낮아 F1-score가 떨어지는 문제가 있었는데, </w:t>
+      </w:r>
+      <w:proofErr w:type="spellStart"/>
+      <w:r>
+        <w:t>스태킹을</w:t>
+      </w:r>
+      <w:proofErr w:type="spellEnd"/>
+      <w:r>
+        <w:t xml:space="preserve"> 통해 이러한 극단적인 trade-off를 완화할 수 있었다.</w:t>
+      </w:r>
+    </w:p>
+    <w:p>
+      <w:pPr>
+        <w:ind w:left="720"/>
+        <w:rPr>
+          <w:rFonts w:hint="eastAsia"/>
+        </w:rPr>
+      </w:pPr>
+      <w:r>
+        <w:t xml:space="preserve">또한 여러 모델의 예측 확률을 통합함으로써, 특정 모델이 </w:t>
+      </w:r>
+      <w:proofErr w:type="spellStart"/>
+      <w:r>
+        <w:t>과적합된</w:t>
+      </w:r>
+      <w:proofErr w:type="spellEnd"/>
+      <w:r>
+        <w:t xml:space="preserve"> 구간에서의 예측 흔들림을 </w:t>
+      </w:r>
+      <w:proofErr w:type="spellStart"/>
+      <w:r>
+        <w:t>평균화하여</w:t>
+      </w:r>
+      <w:proofErr w:type="spellEnd"/>
+      <w:r>
+        <w:t xml:space="preserve"> ROC-AUC와 F2-score를 안정적으로 끌어올리는 효과를 확인하였다.</w:t>
+      </w:r>
+    </w:p>
+    <w:p>
+      <w:pPr>
+        <w:pStyle w:val="3"/>
+      </w:pPr>
+      <w:r>
+        <w:t>3.6.2 프로젝트 한계점 분석</w:t>
+      </w:r>
+    </w:p>
+    <w:p>
+      <w:pPr>
+        <w:pStyle w:val="4"/>
+      </w:pPr>
+      <w:r>
         <w:t>데이터 측면</w:t>
       </w:r>
     </w:p>
@@ -259,6 +868,28 @@
     </w:p>
     <w:p>
       <w:pPr>
+        <w:ind w:left="720"/>
+        <w:rPr>
+          <w:rFonts w:hint="eastAsia"/>
+        </w:rPr>
+      </w:pPr>
+      <w:r>
+        <w:t>본 데이터셋은 개인정보 보호를 위해 PCA로 변환된 V1~V28 피처를 제공하고 있으며, 각 축이 실제로 어떤 고객/거래 특성을 의미하는지는 공개되어 있지 않다.</w:t>
+      </w:r>
+    </w:p>
+    <w:p>
+      <w:pPr>
+        <w:ind w:left="720"/>
+        <w:rPr>
+          <w:rFonts w:hint="eastAsia"/>
+        </w:rPr>
+      </w:pPr>
+      <w:r>
+        <w:t>따라서 “어떤 유형의 고객 또는 거래가 사기에 취약한가?”와 같은 비즈니스 관점의 인과 해석은 제한적이며, 모델은 “탐지 성능”에는 유효하지만 “해석 가능한 사기 패턴 규명”에는 한계가 있다.</w:t>
+      </w:r>
+    </w:p>
+    <w:p>
+      <w:pPr>
         <w:numPr>
           <w:ilvl w:val="0"/>
           <w:numId w:val="60"/>
@@ -270,6 +901,36 @@
     </w:p>
     <w:p>
       <w:pPr>
+        <w:ind w:left="720"/>
+        <w:rPr>
+          <w:rFonts w:hint="eastAsia"/>
+        </w:rPr>
+      </w:pPr>
+      <w:r>
+        <w:t xml:space="preserve">데이터에는 Time 피처가 포함되어 있으나, 본 프로젝트에서는 </w:t>
+      </w:r>
+      <w:proofErr w:type="spellStart"/>
+      <w:r>
+        <w:t>전처리</w:t>
+      </w:r>
+      <w:proofErr w:type="spellEnd"/>
+      <w:r>
+        <w:t xml:space="preserve"> 및 스케일링의 일관성을 위해 Time 컬럼을 제거하고 정적인 분류 문제로 접근하였다.</w:t>
+      </w:r>
+    </w:p>
+    <w:p>
+      <w:pPr>
+        <w:ind w:left="720"/>
+        <w:rPr>
+          <w:rFonts w:hint="eastAsia"/>
+        </w:rPr>
+      </w:pPr>
+      <w:r>
+        <w:t>그 결과, “동일 카드에서 짧은 시간 내에 여러 번 결제가 발생하는 패턴”과 같은 시계열/연속 거래 패턴을 모델이 직접 학습하지 못했다는 한계가 있다.</w:t>
+      </w:r>
+    </w:p>
+    <w:p>
+      <w:pPr>
         <w:numPr>
           <w:ilvl w:val="0"/>
           <w:numId w:val="60"/>
@@ -281,16 +942,40 @@
     </w:p>
     <w:p>
       <w:pPr>
+        <w:ind w:left="720"/>
         <w:rPr>
-          <w:b/>
-          <w:bCs/>
+          <w:rFonts w:hint="eastAsia"/>
         </w:rPr>
       </w:pPr>
       <w:r>
+        <w:t>사기 거래의 비율이 전체의 약 0.173% 수준으로 극단적으로 낮아, 기본 모델은 대부분의 샘플을 정상(0)으로 예측해도 높은 정확도(Accuracy)를 기록하는 문제가 있었다.</w:t>
+      </w:r>
+    </w:p>
+    <w:p>
+      <w:pPr>
+        <w:ind w:left="720"/>
         <w:rPr>
-          <w:b/>
-          <w:bCs/>
+          <w:rFonts w:hint="eastAsia"/>
         </w:rPr>
+      </w:pPr>
+      <w:r>
+        <w:lastRenderedPageBreak/>
+        <w:t xml:space="preserve">SMOTE, </w:t>
+      </w:r>
+      <w:proofErr w:type="spellStart"/>
+      <w:r>
+        <w:t>class_weight</w:t>
+      </w:r>
+      <w:proofErr w:type="spellEnd"/>
+      <w:r>
+        <w:t xml:space="preserve"> 등을 적용해 불균형을 완화했지만, 여전히 Precision–Recall 사이의 trade-off가 크게 나타났으며, 소수 클래스(사기) 패턴을 완전히 포착했다고 보기는 어렵다.</w:t>
+      </w:r>
+    </w:p>
+    <w:p>
+      <w:pPr>
+        <w:pStyle w:val="4"/>
+      </w:pPr>
+      <w:r>
         <w:t>모델 측면</w:t>
       </w:r>
     </w:p>
@@ -315,14 +1000,81 @@
     </w:p>
     <w:p>
       <w:pPr>
+        <w:ind w:left="720"/>
+        <w:rPr>
+          <w:rFonts w:hint="eastAsia"/>
+        </w:rPr>
+      </w:pPr>
+      <w:r>
+        <w:t>RBF SVM 등의 일부 모델은 재현율이 매우 높은 대신 정밀도가 극단적으로 낮아 F1-score가 크게 떨어지는 결과를 보였다.</w:t>
+      </w:r>
+    </w:p>
+    <w:p>
+      <w:pPr>
+        <w:ind w:left="720"/>
+        <w:rPr>
+          <w:rFonts w:hint="eastAsia"/>
+        </w:rPr>
+      </w:pPr>
+      <w:r>
+        <w:t>Threshold 튜닝을 통해 Precision을 높이면 재현율이 감소하고, 재현율을 유지하면 False Positive가 급증하는 등 사업적 의사결정과 직결되는 trade-off가 존재한다.</w:t>
+      </w:r>
+    </w:p>
+    <w:p>
+      <w:pPr>
         <w:numPr>
           <w:ilvl w:val="0"/>
           <w:numId w:val="61"/>
         </w:numPr>
       </w:pPr>
       <w:r>
-        <w:lastRenderedPageBreak/>
         <w:t>모델 해석 가능성의 한계</w:t>
+      </w:r>
+    </w:p>
+    <w:p>
+      <w:pPr>
+        <w:ind w:left="720"/>
+        <w:rPr>
+          <w:rFonts w:hint="eastAsia"/>
+        </w:rPr>
+      </w:pPr>
+      <w:r>
+        <w:t>트리 기반 앙상블(</w:t>
+      </w:r>
+      <w:proofErr w:type="spellStart"/>
+      <w:r>
+        <w:t>XGBoost</w:t>
+      </w:r>
+      <w:proofErr w:type="spellEnd"/>
+      <w:r>
+        <w:t xml:space="preserve">, LGBM, </w:t>
+      </w:r>
+      <w:proofErr w:type="spellStart"/>
+      <w:r>
+        <w:t>CatBoost</w:t>
+      </w:r>
+      <w:proofErr w:type="spellEnd"/>
+      <w:r>
+        <w:t xml:space="preserve">)과 SVM, </w:t>
+      </w:r>
+      <w:proofErr w:type="spellStart"/>
+      <w:r>
+        <w:t>스태킹</w:t>
+      </w:r>
+      <w:proofErr w:type="spellEnd"/>
+      <w:r>
+        <w:t xml:space="preserve"> 모델은 강력한 예측 성능을 제공하지만, **개별 예측에 대한 직관적 설명(“왜 이 거래가 사기라고 판단되었는가?”)**을 제공하는 데에는 한계가 있다.</w:t>
+      </w:r>
+    </w:p>
+    <w:p>
+      <w:pPr>
+        <w:ind w:left="720"/>
+        <w:rPr>
+          <w:rFonts w:hint="eastAsia"/>
+        </w:rPr>
+      </w:pPr>
+      <w:r>
+        <w:t>SHAP 등 설명 가능한 AI 기법을 일부 적용할 수 있으나, 원 피처가 아닌 PCA 축 기반 설명이기 때문에 도출된 인사이트를 바로 비즈니스 규칙으로 전환하기는 어렵다.</w:t>
       </w:r>
     </w:p>
     <w:p>
@@ -343,16 +1095,44 @@
     </w:p>
     <w:p>
       <w:pPr>
+        <w:ind w:left="720"/>
         <w:rPr>
-          <w:b/>
-          <w:bCs/>
+          <w:rFonts w:hint="eastAsia"/>
         </w:rPr>
       </w:pPr>
-      <w:r>
+      <w:proofErr w:type="spellStart"/>
+      <w:r>
+        <w:t>HyperOpt</w:t>
+      </w:r>
+      <w:proofErr w:type="spellEnd"/>
+      <w:r>
+        <w:t xml:space="preserve">를 통해 대규모 </w:t>
+      </w:r>
+      <w:proofErr w:type="spellStart"/>
+      <w:r>
+        <w:t>하이퍼파라미터</w:t>
+      </w:r>
+      <w:proofErr w:type="spellEnd"/>
+      <w:r>
+        <w:t xml:space="preserve"> 탐색을 수행하고, SMOTE로 데이터를 증폭시키는 과정에서 학습 데이터에 특화된 패턴을 과도하게 학습할 위험이 존재한다.</w:t>
+      </w:r>
+    </w:p>
+    <w:p>
+      <w:pPr>
+        <w:ind w:left="720"/>
         <w:rPr>
-          <w:b/>
-          <w:bCs/>
+          <w:rFonts w:hint="eastAsia"/>
         </w:rPr>
+      </w:pPr>
+      <w:r>
+        <w:t>교차 검증 및 별도 테스트 세트를 사용해 이를 완화하려 했지만, Kaggle 단일 데이터셋에 기반한 실험이라는 점에서 다른 기간/국가/카드사 데이터에 대한 일반화 가능성은 여전히 검증되지 않았다.</w:t>
+      </w:r>
+    </w:p>
+    <w:p>
+      <w:pPr>
+        <w:pStyle w:val="4"/>
+      </w:pPr>
+      <w:r>
         <w:t>기타 한계점</w:t>
       </w:r>
     </w:p>
@@ -369,6 +1149,17 @@
     </w:p>
     <w:p>
       <w:pPr>
+        <w:ind w:left="720"/>
+        <w:rPr>
+          <w:rFonts w:hint="eastAsia"/>
+        </w:rPr>
+      </w:pPr>
+      <w:r>
+        <w:t>실제 금융 서비스의 실시간 승인/거절 시나리오에 바로 적용하기에는, **추론 시간(latency)**과 모델 경량화 측면에서 추가적인 최적화가 필요하다.</w:t>
+      </w:r>
+    </w:p>
+    <w:p>
+      <w:pPr>
         <w:numPr>
           <w:ilvl w:val="0"/>
           <w:numId w:val="62"/>
@@ -380,24 +1171,45 @@
     </w:p>
     <w:p>
       <w:pPr>
-        <w:pStyle w:val="3"/>
-      </w:pPr>
-      <w:r>
-        <w:t>3.6.3 개선 방안 및 향후 계획</w:t>
+        <w:ind w:left="720"/>
+        <w:rPr>
+          <w:rFonts w:hint="eastAsia"/>
+        </w:rPr>
+      </w:pPr>
+      <w:r>
+        <w:t xml:space="preserve">일부 모델(RBF SVM, 복잡한 </w:t>
+      </w:r>
+      <w:proofErr w:type="spellStart"/>
+      <w:r>
+        <w:t>스태킹</w:t>
+      </w:r>
+      <w:proofErr w:type="spellEnd"/>
+      <w:r>
+        <w:t xml:space="preserve"> 앙상블)은 학습·추론 시간이 길고, </w:t>
+      </w:r>
+      <w:proofErr w:type="spellStart"/>
+      <w:r>
+        <w:t>하이퍼파라미터</w:t>
+      </w:r>
+      <w:proofErr w:type="spellEnd"/>
+      <w:r>
+        <w:t xml:space="preserve"> 탐색과 앙상블 조합 실험에 상당한 계산 자원과 시간이 소요되었다.</w:t>
       </w:r>
     </w:p>
     <w:p>
       <w:pPr>
-        <w:rPr>
-          <w:b/>
-          <w:bCs/>
-        </w:rPr>
-      </w:pPr>
-      <w:r>
-        <w:rPr>
-          <w:b/>
-          <w:bCs/>
-        </w:rPr>
+        <w:pStyle w:val="3"/>
+      </w:pPr>
+      <w:r>
+        <w:lastRenderedPageBreak/>
+        <w:t>3.6.3 개선 방안 및 향후 계획</w:t>
+      </w:r>
+    </w:p>
+    <w:p>
+      <w:pPr>
+        <w:pStyle w:val="4"/>
+      </w:pPr>
+      <w:r>
         <w:t>데이터 개선</w:t>
       </w:r>
     </w:p>
@@ -411,6 +1223,28 @@
       <w:r>
         <w:t>추가 피처 수집 방안</w:t>
       </w:r>
+      <w:r>
+        <w:br/>
+      </w:r>
+      <w:r>
+        <w:t xml:space="preserve">현재 데이터는 거래 금액, 시간, </w:t>
+      </w:r>
+      <w:proofErr w:type="spellStart"/>
+      <w:r>
+        <w:t>익명화된</w:t>
+      </w:r>
+      <w:proofErr w:type="spellEnd"/>
+      <w:r>
+        <w:t xml:space="preserve"> V 피처만 포함하고 있으므로, 가맹점 정보(업종, 국가, 온·오프라인 여부), 단말기/디바이스 정보, IP/지역 정보, 과거 계정 이상행위 여부 등 추가 변수 수집 시 모델의 </w:t>
+      </w:r>
+      <w:proofErr w:type="spellStart"/>
+      <w:r>
+        <w:t>구분력이</w:t>
+      </w:r>
+      <w:proofErr w:type="spellEnd"/>
+      <w:r>
+        <w:t xml:space="preserve"> 크게 향상될 가능성이 있다.</w:t>
+      </w:r>
     </w:p>
     <w:p>
       <w:pPr>
@@ -425,6 +1259,17 @@
     </w:p>
     <w:p>
       <w:pPr>
+        <w:ind w:left="720"/>
+        <w:rPr>
+          <w:rFonts w:hint="eastAsia"/>
+        </w:rPr>
+      </w:pPr>
+      <w:r>
+        <w:t>카드사 내부 데이터 외에도, 사기 가맹점 블랙리스트, 국가별 사기 위험도 지수, 공휴일/심야시간대 정보 등 외부 데이터를 결합하면, 특정 패턴(예: 특정 국가·시간대 집중 사기)을 더 정교하게 탐지할 수 있다.</w:t>
+      </w:r>
+    </w:p>
+    <w:p>
+      <w:pPr>
         <w:numPr>
           <w:ilvl w:val="0"/>
           <w:numId w:val="63"/>
@@ -436,16 +1281,20 @@
     </w:p>
     <w:p>
       <w:pPr>
+        <w:ind w:left="720"/>
         <w:rPr>
-          <w:b/>
-          <w:bCs/>
+          <w:rFonts w:hint="eastAsia"/>
         </w:rPr>
       </w:pPr>
       <w:r>
-        <w:rPr>
-          <w:b/>
-          <w:bCs/>
-        </w:rPr>
+        <w:t>향후에는 개별 거래 단위의 정적인 분류가 아니라, 고객/카드별 거래 시퀀스를 활용하여 “짧은 시간 내 연속 결제”, “이전 패턴과 다른 이례적 소비” 등을 포착할 수 있는 시계열/시퀀스 모델(RNN, LSTM, Transformer 기반) 도입을 검토할 필요가 있다.</w:t>
+      </w:r>
+    </w:p>
+    <w:p>
+      <w:pPr>
+        <w:pStyle w:val="4"/>
+      </w:pPr>
+      <w:r>
         <w:t>모델 개선</w:t>
       </w:r>
     </w:p>
@@ -467,10 +1316,114 @@
     </w:p>
     <w:p>
       <w:pPr>
+        <w:ind w:left="720"/>
+      </w:pPr>
+      <w:r>
+        <w:t xml:space="preserve">현재는 “이상치 </w:t>
+      </w:r>
+      <w:proofErr w:type="spellStart"/>
+      <w:r>
+        <w:t>경계값</w:t>
+      </w:r>
+      <w:proofErr w:type="spellEnd"/>
+      <w:r>
+        <w:t xml:space="preserve"> 치환 + SMOTE + Standard/Robust Scaling” 조합이 주로 사용되었으나,</w:t>
+      </w:r>
+      <w:r>
+        <w:rPr>
+          <w:rFonts w:hint="eastAsia"/>
+        </w:rPr>
+        <w:t xml:space="preserve"> </w:t>
+      </w:r>
+    </w:p>
+    <w:p>
+      <w:pPr>
+        <w:ind w:left="640" w:firstLine="800"/>
+      </w:pPr>
+      <w:r>
+        <w:rPr>
+          <w:rFonts w:hint="eastAsia"/>
+        </w:rPr>
+        <w:t xml:space="preserve">1. </w:t>
+      </w:r>
+      <w:r>
+        <w:t>이상치 미처리 vs 삭제 vs 치환</w:t>
+      </w:r>
+    </w:p>
+    <w:p>
+      <w:pPr>
+        <w:ind w:left="640" w:firstLine="800"/>
+      </w:pPr>
+      <w:r>
+        <w:rPr>
+          <w:rFonts w:hint="eastAsia"/>
+        </w:rPr>
+        <w:t xml:space="preserve">2. </w:t>
+      </w:r>
+      <w:r>
+        <w:t xml:space="preserve">SMOTE vs </w:t>
+      </w:r>
+      <w:proofErr w:type="spellStart"/>
+      <w:r>
+        <w:t>class_weight</w:t>
+      </w:r>
+      <w:proofErr w:type="spellEnd"/>
+      <w:r>
+        <w:t>-only vs hybrid</w:t>
+      </w:r>
+    </w:p>
+    <w:p>
+      <w:pPr>
+        <w:ind w:left="1360" w:firstLine="80"/>
+      </w:pPr>
+      <w:r>
+        <w:rPr>
+          <w:rFonts w:hint="eastAsia"/>
+        </w:rPr>
+        <w:t xml:space="preserve">3. </w:t>
+      </w:r>
+      <w:proofErr w:type="spellStart"/>
+      <w:r>
+        <w:t>StandardScaler</w:t>
+      </w:r>
+      <w:proofErr w:type="spellEnd"/>
+      <w:r>
+        <w:t xml:space="preserve"> vs </w:t>
+      </w:r>
+      <w:proofErr w:type="spellStart"/>
+      <w:r>
+        <w:t>RobustScaler</w:t>
+      </w:r>
+      <w:proofErr w:type="spellEnd"/>
+    </w:p>
+    <w:p>
+      <w:pPr>
+        <w:ind w:left="720"/>
+        <w:rPr>
+          <w:rFonts w:hint="eastAsia"/>
+        </w:rPr>
+      </w:pPr>
+      <w:r>
+        <w:t xml:space="preserve">등을 체계적으로 조합·비교하는 실험 디자인을 통해, </w:t>
+      </w:r>
+      <w:proofErr w:type="spellStart"/>
+      <w:r>
+        <w:t>모델별</w:t>
+      </w:r>
+      <w:proofErr w:type="spellEnd"/>
+      <w:r>
+        <w:t xml:space="preserve"> 최적 파이프라인을 보다 명확히 정의할 필요가 있다.</w:t>
+      </w:r>
+    </w:p>
+    <w:p>
+      <w:pPr>
         <w:numPr>
           <w:ilvl w:val="0"/>
           <w:numId w:val="64"/>
         </w:numPr>
+        <w:rPr>
+          <w:rFonts w:hint="eastAsia"/>
+        </w:rPr>
       </w:pPr>
       <w:proofErr w:type="spellStart"/>
       <w:r>
@@ -479,6 +1432,36 @@
       <w:proofErr w:type="spellEnd"/>
       <w:r>
         <w:t xml:space="preserve"> 조정 자동화 및 Recall 극대화 방안</w:t>
+      </w:r>
+      <w:r>
+        <w:br/>
+      </w:r>
+      <w:r>
+        <w:t>현재는 threshold를 grid(예: 0.1~0.9)로 수동 탐색하여 Precision–Recall–F1 간 trade-off를 확인하였다.</w:t>
+      </w:r>
+    </w:p>
+    <w:p>
+      <w:pPr>
+        <w:ind w:left="720"/>
+      </w:pPr>
+      <w:r>
+        <w:t xml:space="preserve">향후에는 비용 함수 기반 최적 threshold 탐색(FN에 더 큰 비용 부여), PR 곡선 상에서 F\β-score 최대 지점 자동 탐색 등을 통해, 목표 </w:t>
+      </w:r>
+      <w:proofErr w:type="spellStart"/>
+      <w:r>
+        <w:t>재현율</w:t>
+      </w:r>
+      <w:proofErr w:type="spellEnd"/>
+      <w:r>
+        <w:t xml:space="preserve">(예: 0.8 이상)을 만족하면서도 F1/F2-score를 최대화하는 </w:t>
+      </w:r>
+      <w:proofErr w:type="spellStart"/>
+      <w:r>
+        <w:t>임계값을</w:t>
+      </w:r>
+      <w:proofErr w:type="spellEnd"/>
+      <w:r>
+        <w:t xml:space="preserve"> 자동으로 산출하는 방안을 적용할 수 있다.</w:t>
       </w:r>
     </w:p>
     <w:p>
@@ -489,32 +1472,105 @@
         </w:numPr>
       </w:pPr>
       <w:r>
-        <w:t>딥러닝 모델 적용 가능성</w:t>
+        <w:t xml:space="preserve">딥러닝 모델 적용 </w:t>
+      </w:r>
+      <w:proofErr w:type="gramStart"/>
+      <w:r>
+        <w:t>가능성</w:t>
+      </w:r>
+      <w:r>
+        <w:rPr>
+          <w:rFonts w:hint="eastAsia"/>
+        </w:rPr>
+        <w:t xml:space="preserve"> </w:t>
+      </w:r>
+      <w:r>
+        <w:rPr>
+          <w:rFonts w:hint="eastAsia"/>
+        </w:rPr>
+        <w:t>/</w:t>
+      </w:r>
+      <w:proofErr w:type="gramEnd"/>
+      <w:r>
+        <w:rPr>
+          <w:rFonts w:hint="eastAsia"/>
+        </w:rPr>
+        <w:t xml:space="preserve"> </w:t>
+      </w:r>
+      <w:r>
+        <w:t>추가 앙상블 기법 적용</w:t>
       </w:r>
     </w:p>
     <w:p>
       <w:pPr>
-        <w:numPr>
-          <w:ilvl w:val="0"/>
-          <w:numId w:val="64"/>
-        </w:numPr>
-      </w:pPr>
-      <w:r>
-        <w:t>추가 앙상블 기법 적용</w:t>
+        <w:ind w:left="720"/>
+        <w:rPr>
+          <w:rFonts w:hint="eastAsia"/>
+        </w:rPr>
+      </w:pPr>
+      <w:proofErr w:type="spellStart"/>
+      <w:r>
+        <w:lastRenderedPageBreak/>
+        <w:t>TabNet</w:t>
+      </w:r>
+      <w:proofErr w:type="spellEnd"/>
+      <w:r>
+        <w:t xml:space="preserve">, </w:t>
+      </w:r>
+      <w:proofErr w:type="spellStart"/>
+      <w:r>
+        <w:t>Wide&amp;Deep</w:t>
+      </w:r>
+      <w:proofErr w:type="spellEnd"/>
+      <w:r>
+        <w:t xml:space="preserve"> 등 딥러닝 기반 tabular 모델을 적용하여, 비선형 패턴을 더 잘 포착할 수 있는지 검증할 수 있다.</w:t>
       </w:r>
     </w:p>
     <w:p>
       <w:pPr>
-        <w:rPr>
-          <w:b/>
-          <w:bCs/>
-        </w:rPr>
-      </w:pPr>
-      <w:r>
-        <w:rPr>
-          <w:b/>
-          <w:bCs/>
-        </w:rPr>
+        <w:ind w:left="720"/>
+      </w:pPr>
+      <w:r>
+        <w:t xml:space="preserve">현재의 </w:t>
+      </w:r>
+      <w:proofErr w:type="spellStart"/>
+      <w:r>
+        <w:t>스태킹</w:t>
+      </w:r>
+      <w:proofErr w:type="spellEnd"/>
+      <w:r>
+        <w:t xml:space="preserve"> 앙상블 외에도, 가중치 기반 소프트 </w:t>
+      </w:r>
+      <w:proofErr w:type="spellStart"/>
+      <w:r>
+        <w:t>보팅</w:t>
+      </w:r>
+      <w:proofErr w:type="spellEnd"/>
+      <w:r>
+        <w:t xml:space="preserve">, </w:t>
+      </w:r>
+      <w:proofErr w:type="spellStart"/>
+      <w:r>
+        <w:t>블렌딩</w:t>
+      </w:r>
+      <w:proofErr w:type="spellEnd"/>
+      <w:r>
+        <w:t>, Meta-</w:t>
+      </w:r>
+      <w:proofErr w:type="spellStart"/>
+      <w:r>
+        <w:t>XGBoost</w:t>
+      </w:r>
+      <w:proofErr w:type="spellEnd"/>
+      <w:r>
+        <w:t>/Meta-LGBM 등의 2단계 앙상블을 추가로 실험해볼 여지가 있다.</w:t>
+      </w:r>
+    </w:p>
+    <w:p>
+      <w:pPr>
+        <w:pStyle w:val="4"/>
+      </w:pPr>
+      <w:r>
         <w:t>시스템 개선</w:t>
       </w:r>
     </w:p>
@@ -531,52 +1587,225 @@
     </w:p>
     <w:p>
       <w:pPr>
+        <w:ind w:left="720"/>
+        <w:rPr>
+          <w:rFonts w:hint="eastAsia"/>
+        </w:rPr>
+      </w:pPr>
+      <w:r>
+        <w:t xml:space="preserve">추론 지연을 줄이기 위해, 최종 </w:t>
+      </w:r>
+      <w:proofErr w:type="spellStart"/>
+      <w:r>
+        <w:t>스태킹</w:t>
+      </w:r>
+      <w:proofErr w:type="spellEnd"/>
+      <w:r>
+        <w:t xml:space="preserve"> 모델의 구조를 단순화하거나,</w:t>
+      </w:r>
+    </w:p>
+    <w:p>
+      <w:pPr>
+        <w:pStyle w:val="a6"/>
+        <w:numPr>
+          <w:ilvl w:val="1"/>
+          <w:numId w:val="65"/>
+        </w:numPr>
+        <w:ind w:leftChars="0"/>
+        <w:rPr>
+          <w:rFonts w:hint="eastAsia"/>
+        </w:rPr>
+      </w:pPr>
+      <w:r>
+        <w:t>트리 깊이 제한</w:t>
+      </w:r>
+    </w:p>
+    <w:p>
+      <w:pPr>
+        <w:pStyle w:val="a6"/>
+        <w:numPr>
+          <w:ilvl w:val="1"/>
+          <w:numId w:val="65"/>
+        </w:numPr>
+        <w:ind w:leftChars="0"/>
+        <w:rPr>
+          <w:rFonts w:hint="eastAsia"/>
+        </w:rPr>
+      </w:pPr>
+      <w:r>
+        <w:t>특징 수 축소(Feature Selection)</w:t>
+      </w:r>
+    </w:p>
+    <w:p>
+      <w:pPr>
+        <w:pStyle w:val="a6"/>
+        <w:numPr>
+          <w:ilvl w:val="1"/>
+          <w:numId w:val="65"/>
+        </w:numPr>
+        <w:ind w:leftChars="0"/>
+      </w:pPr>
+      <w:r>
+        <w:t>지연이 큰 모델(SVM 등)을 제외한 “경량 앙상블 버전”</w:t>
+      </w:r>
+    </w:p>
+    <w:p>
+      <w:pPr>
+        <w:ind w:left="720"/>
+        <w:rPr>
+          <w:rFonts w:hint="eastAsia"/>
+        </w:rPr>
+      </w:pPr>
+      <w:r>
+        <w:t xml:space="preserve">을 별도로 설계하여 온라인 승인/거절 시스템에 탑재 가능한 버전으로 </w:t>
+      </w:r>
+      <w:proofErr w:type="spellStart"/>
+      <w:r>
+        <w:t>경량화할</w:t>
+      </w:r>
+      <w:proofErr w:type="spellEnd"/>
+      <w:r>
+        <w:t xml:space="preserve"> 필요가 있다.</w:t>
+      </w:r>
+    </w:p>
+    <w:p>
+      <w:pPr>
         <w:numPr>
           <w:ilvl w:val="0"/>
           <w:numId w:val="65"/>
         </w:numPr>
       </w:pPr>
       <w:r>
-        <w:t>모델 모니터링 체계 구축</w:t>
+        <w:t xml:space="preserve">모델 모니터링 체계 </w:t>
+      </w:r>
+      <w:proofErr w:type="gramStart"/>
+      <w:r>
+        <w:t>구축</w:t>
+      </w:r>
+      <w:r>
+        <w:rPr>
+          <w:rFonts w:hint="eastAsia"/>
+        </w:rPr>
+        <w:t xml:space="preserve"> </w:t>
+      </w:r>
+      <w:r>
+        <w:rPr>
+          <w:rFonts w:hint="eastAsia"/>
+        </w:rPr>
+        <w:t>/</w:t>
+      </w:r>
+      <w:proofErr w:type="gramEnd"/>
+      <w:r>
+        <w:rPr>
+          <w:rFonts w:hint="eastAsia"/>
+        </w:rPr>
+        <w:t xml:space="preserve"> </w:t>
+      </w:r>
+      <w:proofErr w:type="spellStart"/>
+      <w:r>
+        <w:t>재학습</w:t>
+      </w:r>
+      <w:proofErr w:type="spellEnd"/>
+      <w:r>
+        <w:t xml:space="preserve"> 파이프라인 자동화</w:t>
       </w:r>
     </w:p>
     <w:p>
       <w:pPr>
+        <w:ind w:left="720"/>
+        <w:rPr>
+          <w:rFonts w:hint="eastAsia"/>
+        </w:rPr>
+      </w:pPr>
+      <w:r>
+        <w:t>운영 환경에서는 사기 패턴이 시간이 지나면서 변하는 Concept Drift가 발생하므로,</w:t>
+      </w:r>
+    </w:p>
+    <w:p>
+      <w:pPr>
+        <w:pStyle w:val="a6"/>
         <w:numPr>
-          <w:ilvl w:val="0"/>
+          <w:ilvl w:val="1"/>
           <w:numId w:val="65"/>
         </w:numPr>
-      </w:pPr>
-      <w:proofErr w:type="spellStart"/>
-      <w:r>
-        <w:t>재학습</w:t>
-      </w:r>
-      <w:proofErr w:type="spellEnd"/>
-      <w:r>
-        <w:t xml:space="preserve"> 파이프라인 자동화</w:t>
+        <w:ind w:leftChars="0"/>
+        <w:rPr>
+          <w:rFonts w:hint="eastAsia"/>
+        </w:rPr>
+      </w:pPr>
+      <w:r>
+        <w:t>정기적인 성능 모니터링(AUC, Recall, F1 추이)</w:t>
       </w:r>
     </w:p>
     <w:p>
       <w:pPr>
+        <w:pStyle w:val="a6"/>
+        <w:numPr>
+          <w:ilvl w:val="1"/>
+          <w:numId w:val="65"/>
+        </w:numPr>
+        <w:ind w:leftChars="0"/>
         <w:rPr>
-          <w:b/>
-          <w:bCs/>
+          <w:rFonts w:hint="eastAsia"/>
         </w:rPr>
       </w:pPr>
       <w:r>
-        <w:rPr>
-          <w:b/>
-          <w:bCs/>
-        </w:rPr>
-        <w:t>비즈니스 적용</w:t>
+        <w:t>사기/정상 비율 변화 모니터링</w:t>
       </w:r>
     </w:p>
     <w:p>
       <w:pPr>
+        <w:pStyle w:val="a6"/>
+        <w:numPr>
+          <w:ilvl w:val="1"/>
+          <w:numId w:val="65"/>
+        </w:numPr>
+        <w:ind w:leftChars="0"/>
+      </w:pPr>
+      <w:r>
+        <w:t xml:space="preserve">일정 수준 이하로 성능 저하 시 자동 </w:t>
+      </w:r>
+      <w:proofErr w:type="spellStart"/>
+      <w:r>
+        <w:t>재학습</w:t>
+      </w:r>
+      <w:proofErr w:type="spellEnd"/>
+      <w:r>
+        <w:t xml:space="preserve"> 트리거</w:t>
+      </w:r>
+    </w:p>
+    <w:p>
+      <w:pPr>
+        <w:ind w:left="720"/>
+      </w:pPr>
+      <w:r>
+        <w:t>가 동작하는 모니터링·</w:t>
+      </w:r>
+      <w:proofErr w:type="spellStart"/>
+      <w:r>
+        <w:t>재학습</w:t>
+      </w:r>
+      <w:proofErr w:type="spellEnd"/>
+      <w:r>
+        <w:t xml:space="preserve"> 파이프라인이 필요하다.</w:t>
+      </w:r>
+    </w:p>
+    <w:p>
+      <w:pPr>
+        <w:pStyle w:val="4"/>
+      </w:pPr>
+      <w:r>
+        <w:t>비즈니스 적용</w:t>
+      </w:r>
+    </w:p>
+    <w:p>
+      <w:pPr>
+        <w:pStyle w:val="a6"/>
         <w:numPr>
           <w:ilvl w:val="0"/>
           <w:numId w:val="66"/>
         </w:numPr>
+        <w:ind w:leftChars="0"/>
       </w:pPr>
       <w:r>
         <w:t xml:space="preserve">사기 탐지 </w:t>
@@ -587,7 +1816,90 @@
       </w:r>
       <w:proofErr w:type="spellEnd"/>
       <w:r>
-        <w:t xml:space="preserve"> 운영 전략</w:t>
+        <w:t xml:space="preserve"> 운영 </w:t>
+      </w:r>
+      <w:proofErr w:type="gramStart"/>
+      <w:r>
+        <w:t>전략</w:t>
+      </w:r>
+      <w:r>
+        <w:rPr>
+          <w:rFonts w:hint="eastAsia"/>
+        </w:rPr>
+        <w:t xml:space="preserve"> /</w:t>
+      </w:r>
+      <w:proofErr w:type="gramEnd"/>
+      <w:r>
+        <w:rPr>
+          <w:rFonts w:hint="eastAsia"/>
+        </w:rPr>
+        <w:t xml:space="preserve"> </w:t>
+      </w:r>
+      <w:r>
+        <w:t>비용-효과 분석</w:t>
+      </w:r>
+    </w:p>
+    <w:p>
+      <w:pPr>
+        <w:ind w:left="720"/>
+        <w:rPr>
+          <w:rFonts w:hint="eastAsia"/>
+        </w:rPr>
+      </w:pPr>
+      <w:r>
+        <w:t>False Negative(사기를 놓치는 경우)와 False Positive(정상 거래를 막는 경우)의 비용 구조를 금융사와 협의하여,</w:t>
+      </w:r>
+      <w:r>
+        <w:rPr>
+          <w:rFonts w:hint="eastAsia"/>
+        </w:rPr>
+        <w:t xml:space="preserve"> </w:t>
+      </w:r>
+      <w:r>
+        <w:t>어느 쪽에 더 방점을 둘지 결정해야 한다.</w:t>
+      </w:r>
+    </w:p>
+    <w:p>
+      <w:pPr>
+        <w:pStyle w:val="a6"/>
+        <w:numPr>
+          <w:ilvl w:val="1"/>
+          <w:numId w:val="66"/>
+        </w:numPr>
+        <w:ind w:leftChars="0"/>
+        <w:rPr>
+          <w:rFonts w:hint="eastAsia"/>
+        </w:rPr>
+      </w:pPr>
+      <w:r>
+        <w:t>조금 더 많은 정상 거래를 막더라도 사기 거래를 최대한 줄이는 전략</w:t>
+      </w:r>
+    </w:p>
+    <w:p>
+      <w:pPr>
+        <w:pStyle w:val="a6"/>
+        <w:numPr>
+          <w:ilvl w:val="1"/>
+          <w:numId w:val="66"/>
+        </w:numPr>
+        <w:ind w:leftChars="0"/>
+        <w:rPr>
+          <w:rFonts w:hint="eastAsia"/>
+        </w:rPr>
+      </w:pPr>
+      <w:r>
+        <w:t>고객 경험을 중시하여 False Positive를 최소화하는 전략</w:t>
+      </w:r>
+    </w:p>
+    <w:p>
+      <w:pPr>
+        <w:ind w:left="720"/>
+        <w:rPr>
+          <w:rFonts w:hint="eastAsia"/>
+        </w:rPr>
+      </w:pPr>
+      <w:r>
+        <w:t>본 프로젝트에서는 재현율과 F2-score에 가중치를 두어 사기 거래 누락 최소화를 우선 목표로 두었지만, 실제 서비스 적용 시에는 금전적 손실·고객 불만·콜센터 처리 비용 등을 포함한 비용-효과 분석이 병행되어야 한다.</w:t>
       </w:r>
     </w:p>
     <w:p>
@@ -603,21 +1915,65 @@
     </w:p>
     <w:p>
       <w:pPr>
-        <w:numPr>
-          <w:ilvl w:val="0"/>
-          <w:numId w:val="66"/>
-        </w:numPr>
-      </w:pPr>
-      <w:r>
-        <w:t>비용-효과 분석</w:t>
-      </w:r>
-    </w:p>
-    <w:p>
-      <w:pPr>
+        <w:ind w:left="720"/>
+        <w:rPr>
+          <w:rFonts w:hint="eastAsia"/>
+          <w:b/>
+        </w:rPr>
+      </w:pPr>
+      <w:r>
+        <w:lastRenderedPageBreak/>
+        <w:t>탐지 모델 결과를 그대로 승인/거절에 사용하기보다,</w:t>
+      </w:r>
+      <w:r>
         <w:rPr>
           <w:rFonts w:hint="eastAsia"/>
         </w:rPr>
-      </w:pPr>
+        <w:t xml:space="preserve"> </w:t>
+      </w:r>
+      <w:r>
+        <w:t>모델·운영·고객 경험을 함께 설계해야 한다.</w:t>
+      </w:r>
+    </w:p>
+    <w:p>
+      <w:pPr>
+        <w:pStyle w:val="a6"/>
+        <w:numPr>
+          <w:ilvl w:val="1"/>
+          <w:numId w:val="66"/>
+        </w:numPr>
+        <w:ind w:leftChars="0"/>
+        <w:rPr>
+          <w:rFonts w:hint="eastAsia"/>
+        </w:rPr>
+      </w:pPr>
+      <w:r>
+        <w:t>고위험 거래는 2차 인증(OTP, 본인 확인 전화) 후 승인</w:t>
+      </w:r>
+    </w:p>
+    <w:p>
+      <w:pPr>
+        <w:pStyle w:val="a6"/>
+        <w:numPr>
+          <w:ilvl w:val="1"/>
+          <w:numId w:val="66"/>
+        </w:numPr>
+        <w:ind w:leftChars="0"/>
+        <w:rPr>
+          <w:rFonts w:hint="eastAsia"/>
+        </w:rPr>
+      </w:pPr>
+      <w:r>
+        <w:t xml:space="preserve">반복적인 </w:t>
+      </w:r>
+      <w:proofErr w:type="spellStart"/>
+      <w:r>
+        <w:t>오탐이</w:t>
+      </w:r>
+      <w:proofErr w:type="spellEnd"/>
+      <w:r>
+        <w:t xml:space="preserve"> 발생하는 고객/가맹점에 대한 화이트리스트 관리</w:t>
+      </w:r>
     </w:p>
     <w:sectPr>
       <w:pgSz w:w="11906" w:h="16838"/>
@@ -1136,7 +2492,7 @@
   <w:abstractNum w:abstractNumId="4" w15:restartNumberingAfterBreak="0">
     <w:nsid w:val="0B1E2D2E"/>
     <w:multiLevelType w:val="multilevel"/>
-    <w:tmpl w:val="DA0A2C86"/>
+    <w:tmpl w:val="001EDD52"/>
     <w:lvl w:ilvl="0">
       <w:start w:val="1"/>
       <w:numFmt w:val="bullet"/>
@@ -1153,20 +2509,16 @@
         <w:sz w:val="20"/>
       </w:rPr>
     </w:lvl>
-    <w:lvl w:ilvl="1" w:tentative="1">
-      <w:start w:val="1"/>
-      <w:numFmt w:val="bullet"/>
-      <w:lvlText w:val="o"/>
-      <w:lvlJc w:val="left"/>
-      <w:pPr>
-        <w:tabs>
-          <w:tab w:val="num" w:pos="1440"/>
-        </w:tabs>
+    <w:lvl w:ilvl="1">
+      <w:start w:val="1"/>
+      <w:numFmt w:val="decimal"/>
+      <w:lvlText w:val="%2."/>
+      <w:lvlJc w:val="left"/>
+      <w:pPr>
         <w:ind w:left="1440" w:hanging="360"/>
       </w:pPr>
       <w:rPr>
-        <w:rFonts w:ascii="Courier New" w:hAnsi="Courier New" w:hint="default"/>
-        <w:sz w:val="20"/>
+        <w:rFonts w:hint="default"/>
       </w:rPr>
     </w:lvl>
     <w:lvl w:ilvl="2" w:tentative="1">
@@ -1737,7 +3089,7 @@
   <w:abstractNum w:abstractNumId="9" w15:restartNumberingAfterBreak="0">
     <w:nsid w:val="12F62B11"/>
     <w:multiLevelType w:val="multilevel"/>
-    <w:tmpl w:val="B364B85C"/>
+    <w:tmpl w:val="D8B07818"/>
     <w:lvl w:ilvl="0">
       <w:start w:val="1"/>
       <w:numFmt w:val="bullet"/>
@@ -1754,20 +3106,16 @@
         <w:sz w:val="20"/>
       </w:rPr>
     </w:lvl>
-    <w:lvl w:ilvl="1" w:tentative="1">
-      <w:start w:val="1"/>
-      <w:numFmt w:val="bullet"/>
-      <w:lvlText w:val="o"/>
-      <w:lvlJc w:val="left"/>
-      <w:pPr>
-        <w:tabs>
-          <w:tab w:val="num" w:pos="1440"/>
-        </w:tabs>
+    <w:lvl w:ilvl="1">
+      <w:start w:val="1"/>
+      <w:numFmt w:val="decimal"/>
+      <w:lvlText w:val="%2."/>
+      <w:lvlJc w:val="left"/>
+      <w:pPr>
         <w:ind w:left="1440" w:hanging="360"/>
       </w:pPr>
       <w:rPr>
-        <w:rFonts w:ascii="Courier New" w:hAnsi="Courier New" w:hint="default"/>
-        <w:sz w:val="20"/>
+        <w:rFonts w:hint="default"/>
       </w:rPr>
     </w:lvl>
     <w:lvl w:ilvl="2" w:tentative="1">
@@ -7159,7 +8507,7 @@
   <w:abstractNum w:abstractNumId="55" w15:restartNumberingAfterBreak="0">
     <w:nsid w:val="63C97187"/>
     <w:multiLevelType w:val="multilevel"/>
-    <w:tmpl w:val="3A72BB66"/>
+    <w:tmpl w:val="BE2C524A"/>
     <w:lvl w:ilvl="0">
       <w:start w:val="1"/>
       <w:numFmt w:val="bullet"/>
@@ -7176,20 +8524,16 @@
         <w:sz w:val="20"/>
       </w:rPr>
     </w:lvl>
-    <w:lvl w:ilvl="1" w:tentative="1">
-      <w:start w:val="1"/>
-      <w:numFmt w:val="bullet"/>
-      <w:lvlText w:val="o"/>
-      <w:lvlJc w:val="left"/>
-      <w:pPr>
-        <w:tabs>
-          <w:tab w:val="num" w:pos="1440"/>
-        </w:tabs>
+    <w:lvl w:ilvl="1">
+      <w:start w:val="1"/>
+      <w:numFmt w:val="decimal"/>
+      <w:lvlText w:val="%2."/>
+      <w:lvlJc w:val="left"/>
+      <w:pPr>
         <w:ind w:left="1440" w:hanging="360"/>
       </w:pPr>
       <w:rPr>
-        <w:rFonts w:ascii="Courier New" w:hAnsi="Courier New" w:hint="default"/>
-        <w:sz w:val="20"/>
+        <w:rFonts w:hint="default"/>
       </w:rPr>
     </w:lvl>
     <w:lvl w:ilvl="2" w:tentative="1">
@@ -8133,6 +9477,95 @@
     </w:lvl>
   </w:abstractNum>
   <w:abstractNum w:abstractNumId="63" w15:restartNumberingAfterBreak="0">
+    <w:nsid w:val="7ACE75DA"/>
+    <w:multiLevelType w:val="hybridMultilevel"/>
+    <w:tmpl w:val="5CE05AD2"/>
+    <w:lvl w:ilvl="0" w:tplc="B10A777C">
+      <w:start w:val="1"/>
+      <w:numFmt w:val="decimal"/>
+      <w:lvlText w:val="%1."/>
+      <w:lvlJc w:val="left"/>
+      <w:pPr>
+        <w:ind w:left="1080" w:hanging="360"/>
+      </w:pPr>
+      <w:rPr>
+        <w:rFonts w:hint="default"/>
+      </w:rPr>
+    </w:lvl>
+    <w:lvl w:ilvl="1" w:tplc="04090019" w:tentative="1">
+      <w:start w:val="1"/>
+      <w:numFmt w:val="upperLetter"/>
+      <w:lvlText w:val="%2."/>
+      <w:lvlJc w:val="left"/>
+      <w:pPr>
+        <w:ind w:left="1600" w:hanging="440"/>
+      </w:pPr>
+    </w:lvl>
+    <w:lvl w:ilvl="2" w:tplc="0409001B" w:tentative="1">
+      <w:start w:val="1"/>
+      <w:numFmt w:val="lowerRoman"/>
+      <w:lvlText w:val="%3."/>
+      <w:lvlJc w:val="right"/>
+      <w:pPr>
+        <w:ind w:left="2040" w:hanging="440"/>
+      </w:pPr>
+    </w:lvl>
+    <w:lvl w:ilvl="3" w:tplc="0409000F" w:tentative="1">
+      <w:start w:val="1"/>
+      <w:numFmt w:val="decimal"/>
+      <w:lvlText w:val="%4."/>
+      <w:lvlJc w:val="left"/>
+      <w:pPr>
+        <w:ind w:left="2480" w:hanging="440"/>
+      </w:pPr>
+    </w:lvl>
+    <w:lvl w:ilvl="4" w:tplc="04090019" w:tentative="1">
+      <w:start w:val="1"/>
+      <w:numFmt w:val="upperLetter"/>
+      <w:lvlText w:val="%5."/>
+      <w:lvlJc w:val="left"/>
+      <w:pPr>
+        <w:ind w:left="2920" w:hanging="440"/>
+      </w:pPr>
+    </w:lvl>
+    <w:lvl w:ilvl="5" w:tplc="0409001B" w:tentative="1">
+      <w:start w:val="1"/>
+      <w:numFmt w:val="lowerRoman"/>
+      <w:lvlText w:val="%6."/>
+      <w:lvlJc w:val="right"/>
+      <w:pPr>
+        <w:ind w:left="3360" w:hanging="440"/>
+      </w:pPr>
+    </w:lvl>
+    <w:lvl w:ilvl="6" w:tplc="0409000F" w:tentative="1">
+      <w:start w:val="1"/>
+      <w:numFmt w:val="decimal"/>
+      <w:lvlText w:val="%7."/>
+      <w:lvlJc w:val="left"/>
+      <w:pPr>
+        <w:ind w:left="3800" w:hanging="440"/>
+      </w:pPr>
+    </w:lvl>
+    <w:lvl w:ilvl="7" w:tplc="04090019" w:tentative="1">
+      <w:start w:val="1"/>
+      <w:numFmt w:val="upperLetter"/>
+      <w:lvlText w:val="%8."/>
+      <w:lvlJc w:val="left"/>
+      <w:pPr>
+        <w:ind w:left="4240" w:hanging="440"/>
+      </w:pPr>
+    </w:lvl>
+    <w:lvl w:ilvl="8" w:tplc="0409001B" w:tentative="1">
+      <w:start w:val="1"/>
+      <w:numFmt w:val="lowerRoman"/>
+      <w:lvlText w:val="%9."/>
+      <w:lvlJc w:val="right"/>
+      <w:pPr>
+        <w:ind w:left="4680" w:hanging="440"/>
+      </w:pPr>
+    </w:lvl>
+  </w:abstractNum>
+  <w:abstractNum w:abstractNumId="64" w15:restartNumberingAfterBreak="0">
     <w:nsid w:val="7C5B0B74"/>
     <w:multiLevelType w:val="multilevel"/>
     <w:tmpl w:val="476E9A9E"/>
@@ -8245,7 +9678,7 @@
       </w:rPr>
     </w:lvl>
   </w:abstractNum>
-  <w:abstractNum w:abstractNumId="64" w15:restartNumberingAfterBreak="0">
+  <w:abstractNum w:abstractNumId="65" w15:restartNumberingAfterBreak="0">
     <w:nsid w:val="7C813D5F"/>
     <w:multiLevelType w:val="multilevel"/>
     <w:tmpl w:val="2E9C835E"/>
@@ -8394,7 +9827,7 @@
       </w:rPr>
     </w:lvl>
   </w:abstractNum>
-  <w:abstractNum w:abstractNumId="65" w15:restartNumberingAfterBreak="0">
+  <w:abstractNum w:abstractNumId="66" w15:restartNumberingAfterBreak="0">
     <w:nsid w:val="7EC10415"/>
     <w:multiLevelType w:val="multilevel"/>
     <w:tmpl w:val="97C2610A"/>
@@ -8568,7 +10001,7 @@
     <w:abstractNumId w:val="3"/>
   </w:num>
   <w:num w:numId="9" w16cid:durableId="1682121071">
-    <w:abstractNumId w:val="63"/>
+    <w:abstractNumId w:val="64"/>
   </w:num>
   <w:num w:numId="10" w16cid:durableId="246695865">
     <w:abstractNumId w:val="15"/>
@@ -8634,7 +10067,7 @@
     <w:abstractNumId w:val="28"/>
   </w:num>
   <w:num w:numId="31" w16cid:durableId="560598764">
-    <w:abstractNumId w:val="65"/>
+    <w:abstractNumId w:val="66"/>
   </w:num>
   <w:num w:numId="32" w16cid:durableId="1577281594">
     <w:abstractNumId w:val="31"/>
@@ -8724,7 +10157,7 @@
     <w:abstractNumId w:val="57"/>
   </w:num>
   <w:num w:numId="61" w16cid:durableId="492450946">
-    <w:abstractNumId w:val="64"/>
+    <w:abstractNumId w:val="65"/>
   </w:num>
   <w:num w:numId="62" w16cid:durableId="891773145">
     <w:abstractNumId w:val="19"/>
@@ -8740,6 +10173,9 @@
   </w:num>
   <w:num w:numId="66" w16cid:durableId="1544978333">
     <w:abstractNumId w:val="55"/>
+  </w:num>
+  <w:num w:numId="67" w16cid:durableId="1882084332">
+    <w:abstractNumId w:val="63"/>
   </w:num>
 </w:numbering>
 </file>
@@ -9353,6 +10789,7 @@
   <w:style w:type="character" w:default="1" w:styleId="a0">
     <w:name w:val="Default Paragraph Font"/>
     <w:uiPriority w:val="1"/>
+    <w:semiHidden/>
     <w:unhideWhenUsed/>
   </w:style>
   <w:style w:type="table" w:default="1" w:styleId="a1">
